--- a/ODPC/Compliance Concept note.docx
+++ b/ODPC/Compliance Concept note.docx
@@ -121,7 +121,23 @@
           <w:sz w:val="24"/>
           <w:szCs w:val="24"/>
         </w:rPr>
-        <w:t>is committed to ensuring the lawful, secure, and responsible processing of personal data in accordance with the Data Protection Act, 2019 and its subsidiary regulations.</w:t>
+        <w:t>is committed to ensuring the lawful, secure, and responsible processing of personal data in accordance with the Data Protection Act, 2019</w:t>
+      </w:r>
+      <w:r>
+        <w:rPr>
+          <w:rFonts w:cstheme="minorHAnsi"/>
+          <w:sz w:val="24"/>
+          <w:szCs w:val="24"/>
+        </w:rPr>
+        <w:t xml:space="preserve"> (DPA, 2019)</w:t>
+      </w:r>
+      <w:r>
+        <w:rPr>
+          <w:rFonts w:cstheme="minorHAnsi"/>
+          <w:sz w:val="24"/>
+          <w:szCs w:val="24"/>
+        </w:rPr>
+        <w:t xml:space="preserve"> and its subsidiary regulations.</w:t>
       </w:r>
     </w:p>
     <w:p>
@@ -435,7 +451,25 @@
           <w:sz w:val="24"/>
           <w:szCs w:val="24"/>
         </w:rPr>
-        <w:t>The proposed retreat will therefore provide an opportunity to collectively develop practical and sustainable approaches for embedding data protection into institutional processes and decision-making.</w:t>
+        <w:t xml:space="preserve">The proposed implementation strategy will provide the institutional framework for operationalizing compliance with the DPA, 2019 and will serve as the data protection component of KIPRE's broader Data Governance Framework envisaged under the Data Science and Analytics work plan (See appendix 1). </w:t>
+      </w:r>
+    </w:p>
+    <w:p>
+      <w:pPr>
+        <w:jc w:val="both"/>
+        <w:rPr>
+          <w:rFonts w:cstheme="minorHAnsi"/>
+          <w:sz w:val="24"/>
+          <w:szCs w:val="24"/>
+        </w:rPr>
+      </w:pPr>
+      <w:r>
+        <w:rPr>
+          <w:rFonts w:cstheme="minorHAnsi"/>
+          <w:sz w:val="24"/>
+          <w:szCs w:val="24"/>
+        </w:rPr>
+        <w:t>The outputs of the retreat will therefore complement, rather than duplicate, the work of the proposed technical consultant by establishing the governance, compliance, and institutional implementation arrangements necessary for effective data governance.</w:t>
       </w:r>
     </w:p>
     <w:p>
@@ -523,6 +557,7 @@
           <w:szCs w:val="24"/>
         </w:rPr>
       </w:pPr>
+      <w:bookmarkStart w:id="0" w:name="_GoBack"/>
       <w:r>
         <w:rPr>
           <w:rFonts w:cstheme="minorHAnsi"/>
@@ -573,7 +608,23 @@
           <w:sz w:val="24"/>
           <w:szCs w:val="24"/>
         </w:rPr>
-        <w:t>Identify institutional risks, compliance gaps, priorities, and resource requirements.</w:t>
+        <w:t xml:space="preserve">Review and </w:t>
+      </w:r>
+      <w:r>
+        <w:rPr>
+          <w:rFonts w:cstheme="minorHAnsi"/>
+          <w:sz w:val="24"/>
+          <w:szCs w:val="24"/>
+        </w:rPr>
+        <w:t>harmonize</w:t>
+      </w:r>
+      <w:r>
+        <w:rPr>
+          <w:rFonts w:cstheme="minorHAnsi"/>
+          <w:sz w:val="24"/>
+          <w:szCs w:val="24"/>
+        </w:rPr>
+        <w:t xml:space="preserve"> KIPRE's Data Management and Protection Policy with the Data Protection Act, 2019 and current institutional governance arrangements.</w:t>
       </w:r>
     </w:p>
     <w:p>
@@ -595,7 +646,7 @@
           <w:sz w:val="24"/>
           <w:szCs w:val="24"/>
         </w:rPr>
-        <w:t>Establish a network of Data Protection Champions representing key functional areas of the Institute.</w:t>
+        <w:t>Identify institutional risks, compliance gaps, priorities, and resource requirements.</w:t>
       </w:r>
     </w:p>
     <w:p>
@@ -617,7 +668,7 @@
           <w:sz w:val="24"/>
           <w:szCs w:val="24"/>
         </w:rPr>
-        <w:t>Develop and validate the KIPRE Data Protection Compliance Implementation Strategy.</w:t>
+        <w:t>Establish a network of Data Protection Champions representing key functional areas of the Institute.</w:t>
       </w:r>
     </w:p>
     <w:p>
@@ -639,9 +690,32 @@
           <w:sz w:val="24"/>
           <w:szCs w:val="24"/>
         </w:rPr>
+        <w:t>Develop and validate the KIPRE Data Protection Compliance Implementation Strategy.</w:t>
+      </w:r>
+    </w:p>
+    <w:p>
+      <w:pPr>
+        <w:pStyle w:val="ListParagraph"/>
+        <w:numPr>
+          <w:ilvl w:val="0"/>
+          <w:numId w:val="12"/>
+        </w:numPr>
+        <w:rPr>
+          <w:rFonts w:cstheme="minorHAnsi"/>
+          <w:sz w:val="24"/>
+          <w:szCs w:val="24"/>
+        </w:rPr>
+      </w:pPr>
+      <w:r>
+        <w:rPr>
+          <w:rFonts w:cstheme="minorHAnsi"/>
+          <w:sz w:val="24"/>
+          <w:szCs w:val="24"/>
+        </w:rPr>
         <w:t>Develop a costed implementation work plan with clear responsibilities and timelines.</w:t>
       </w:r>
     </w:p>
+    <w:bookmarkEnd w:id="0"/>
     <w:p>
       <w:pPr>
         <w:rPr>
@@ -1517,24 +1591,49 @@
           <w:sz w:val="24"/>
           <w:szCs w:val="24"/>
         </w:rPr>
-        <w:t>Institutional Data Governance Framework</w:t>
-      </w:r>
-    </w:p>
-    <w:p>
-      <w:pPr>
-        <w:rPr>
-          <w:rFonts w:cstheme="minorHAnsi"/>
-          <w:sz w:val="24"/>
-          <w:szCs w:val="24"/>
-        </w:rPr>
-      </w:pPr>
-      <w:r>
-        <w:rPr>
-          <w:rFonts w:cstheme="minorHAnsi"/>
-          <w:sz w:val="24"/>
-          <w:szCs w:val="24"/>
-        </w:rPr>
-        <w:t>│</w:t>
+        <w:t>Appendices</w:t>
+      </w:r>
+    </w:p>
+    <w:p>
+      <w:pPr>
+        <w:rPr>
+          <w:rFonts w:cstheme="minorHAnsi"/>
+          <w:sz w:val="24"/>
+          <w:szCs w:val="24"/>
+        </w:rPr>
+      </w:pPr>
+    </w:p>
+    <w:p>
+      <w:pPr>
+        <w:pStyle w:val="ListParagraph"/>
+        <w:numPr>
+          <w:ilvl w:val="0"/>
+          <w:numId w:val="17"/>
+        </w:numPr>
+        <w:rPr>
+          <w:rFonts w:cstheme="minorHAnsi"/>
+          <w:b/>
+          <w:sz w:val="24"/>
+          <w:szCs w:val="24"/>
+        </w:rPr>
+      </w:pPr>
+      <w:r>
+        <w:rPr>
+          <w:rFonts w:cstheme="minorHAnsi"/>
+          <w:b/>
+          <w:sz w:val="24"/>
+          <w:szCs w:val="24"/>
+        </w:rPr>
+        <w:t>Institut</w:t>
+      </w:r>
+      <w:r>
+        <w:rPr>
+          <w:rFonts w:cstheme="minorHAnsi"/>
+          <w:b/>
+          <w:sz w:val="24"/>
+          <w:szCs w:val="24"/>
+        </w:rPr>
+        <w:t>ional Data Governance Framework</w:t>
       </w:r>
     </w:p>
     <w:p>
@@ -1555,19 +1654,11 @@
       </w:r>
       <w:r>
         <w:rPr>
-          <w:rFonts w:ascii="Calibri" w:hAnsi="Calibri" w:cs="Calibri"/>
-          <w:sz w:val="24"/>
-          <w:szCs w:val="24"/>
-        </w:rPr>
-        <w:t>──</w:t>
-      </w:r>
-      <w:r>
-        <w:rPr>
-          <w:rFonts w:cstheme="minorHAnsi"/>
-          <w:sz w:val="24"/>
-          <w:szCs w:val="24"/>
-        </w:rPr>
-        <w:t xml:space="preserve"> Data Quality</w:t>
+          <w:rFonts w:cstheme="minorHAnsi"/>
+          <w:sz w:val="24"/>
+          <w:szCs w:val="24"/>
+        </w:rPr>
+        <w:t>── Data Quality</w:t>
       </w:r>
     </w:p>
     <w:p>
@@ -1588,19 +1679,11 @@
       </w:r>
       <w:r>
         <w:rPr>
-          <w:rFonts w:ascii="Calibri" w:hAnsi="Calibri" w:cs="Calibri"/>
-          <w:sz w:val="24"/>
-          <w:szCs w:val="24"/>
-        </w:rPr>
-        <w:t>──</w:t>
-      </w:r>
-      <w:r>
-        <w:rPr>
-          <w:rFonts w:cstheme="minorHAnsi"/>
-          <w:sz w:val="24"/>
-          <w:szCs w:val="24"/>
-        </w:rPr>
-        <w:t xml:space="preserve"> Data Standards</w:t>
+          <w:rFonts w:cstheme="minorHAnsi"/>
+          <w:sz w:val="24"/>
+          <w:szCs w:val="24"/>
+        </w:rPr>
+        <w:t>── Data Standards</w:t>
       </w:r>
     </w:p>
     <w:p>
@@ -1621,19 +1704,11 @@
       </w:r>
       <w:r>
         <w:rPr>
-          <w:rFonts w:ascii="Calibri" w:hAnsi="Calibri" w:cs="Calibri"/>
-          <w:sz w:val="24"/>
-          <w:szCs w:val="24"/>
-        </w:rPr>
-        <w:t>──</w:t>
-      </w:r>
-      <w:r>
-        <w:rPr>
-          <w:rFonts w:cstheme="minorHAnsi"/>
-          <w:sz w:val="24"/>
-          <w:szCs w:val="24"/>
-        </w:rPr>
-        <w:t xml:space="preserve"> Metadata</w:t>
+          <w:rFonts w:cstheme="minorHAnsi"/>
+          <w:sz w:val="24"/>
+          <w:szCs w:val="24"/>
+        </w:rPr>
+        <w:t>── Metadata</w:t>
       </w:r>
     </w:p>
     <w:p>
@@ -1654,19 +1729,11 @@
       </w:r>
       <w:r>
         <w:rPr>
-          <w:rFonts w:ascii="Calibri" w:hAnsi="Calibri" w:cs="Calibri"/>
-          <w:sz w:val="24"/>
-          <w:szCs w:val="24"/>
-        </w:rPr>
-        <w:t>──</w:t>
-      </w:r>
-      <w:r>
-        <w:rPr>
-          <w:rFonts w:cstheme="minorHAnsi"/>
-          <w:sz w:val="24"/>
-          <w:szCs w:val="24"/>
-        </w:rPr>
-        <w:t xml:space="preserve"> Research Data Governance</w:t>
+          <w:rFonts w:cstheme="minorHAnsi"/>
+          <w:sz w:val="24"/>
+          <w:szCs w:val="24"/>
+        </w:rPr>
+        <w:t>── Research Data Governance</w:t>
       </w:r>
     </w:p>
     <w:p>
@@ -1687,19 +1754,11 @@
       </w:r>
       <w:r>
         <w:rPr>
-          <w:rFonts w:ascii="Calibri" w:hAnsi="Calibri" w:cs="Calibri"/>
-          <w:sz w:val="24"/>
-          <w:szCs w:val="24"/>
-        </w:rPr>
-        <w:t>──</w:t>
-      </w:r>
-      <w:r>
-        <w:rPr>
-          <w:rFonts w:cstheme="minorHAnsi"/>
-          <w:sz w:val="24"/>
-          <w:szCs w:val="24"/>
-        </w:rPr>
-        <w:t xml:space="preserve"> Data Sharing</w:t>
+          <w:rFonts w:cstheme="minorHAnsi"/>
+          <w:sz w:val="24"/>
+          <w:szCs w:val="24"/>
+        </w:rPr>
+        <w:t>── Data Sharing</w:t>
       </w:r>
     </w:p>
     <w:p>
@@ -1720,19 +1779,11 @@
       </w:r>
       <w:r>
         <w:rPr>
-          <w:rFonts w:ascii="Calibri" w:hAnsi="Calibri" w:cs="Calibri"/>
-          <w:sz w:val="24"/>
-          <w:szCs w:val="24"/>
-        </w:rPr>
-        <w:t>──</w:t>
-      </w:r>
-      <w:r>
-        <w:rPr>
-          <w:rFonts w:cstheme="minorHAnsi"/>
-          <w:sz w:val="24"/>
-          <w:szCs w:val="24"/>
-        </w:rPr>
-        <w:t xml:space="preserve"> Information Security</w:t>
+          <w:rFonts w:cstheme="minorHAnsi"/>
+          <w:sz w:val="24"/>
+          <w:szCs w:val="24"/>
+        </w:rPr>
+        <w:t>── Information Security</w:t>
       </w:r>
     </w:p>
     <w:p>
@@ -1753,47 +1804,29 @@
       </w:r>
       <w:r>
         <w:rPr>
-          <w:rFonts w:ascii="Calibri" w:hAnsi="Calibri" w:cs="Calibri"/>
-          <w:sz w:val="24"/>
-          <w:szCs w:val="24"/>
-        </w:rPr>
-        <w:t>──</w:t>
-      </w:r>
-      <w:r>
-        <w:rPr>
-          <w:rFonts w:cstheme="minorHAnsi"/>
-          <w:sz w:val="24"/>
-          <w:szCs w:val="24"/>
-        </w:rPr>
-        <w:t xml:space="preserve"> Data Architecture</w:t>
-      </w:r>
-    </w:p>
-    <w:p>
-      <w:pPr>
-        <w:rPr>
-          <w:rFonts w:cstheme="minorHAnsi"/>
-          <w:sz w:val="24"/>
-          <w:szCs w:val="24"/>
-        </w:rPr>
-      </w:pPr>
-      <w:r>
-        <w:rPr>
-          <w:rFonts w:cstheme="minorHAnsi"/>
-          <w:sz w:val="24"/>
-          <w:szCs w:val="24"/>
-        </w:rPr>
-        <w:t xml:space="preserve">└── Data Protection Compliance </w:t>
-      </w:r>
-      <w:r>
-        <w:rPr>
-          <w:rFonts w:cstheme="minorHAnsi"/>
-          <w:sz w:val="24"/>
-          <w:szCs w:val="24"/>
-        </w:rPr>
-        <w:t>Framework</w:t>
-      </w:r>
-      <w:bookmarkStart w:id="0" w:name="_GoBack"/>
-      <w:bookmarkEnd w:id="0"/>
+          <w:rFonts w:cstheme="minorHAnsi"/>
+          <w:sz w:val="24"/>
+          <w:szCs w:val="24"/>
+        </w:rPr>
+        <w:t>── Data Architecture</w:t>
+      </w:r>
+    </w:p>
+    <w:p>
+      <w:pPr>
+        <w:rPr>
+          <w:rFonts w:cstheme="minorHAnsi"/>
+          <w:sz w:val="24"/>
+          <w:szCs w:val="24"/>
+        </w:rPr>
+      </w:pPr>
+      <w:r>
+        <w:rPr>
+          <w:rFonts w:cstheme="minorHAnsi"/>
+          <w:sz w:val="24"/>
+          <w:szCs w:val="24"/>
+        </w:rPr>
+        <w:t>└── Data Protection Compliance Framework</w:t>
+      </w:r>
     </w:p>
     <w:p>
       <w:pPr>
@@ -1821,19 +1854,11 @@
       </w:r>
       <w:r>
         <w:rPr>
-          <w:rFonts w:ascii="Calibri" w:hAnsi="Calibri" w:cs="Calibri"/>
-          <w:sz w:val="24"/>
-          <w:szCs w:val="24"/>
-        </w:rPr>
-        <w:t>──</w:t>
-      </w:r>
-      <w:r>
-        <w:rPr>
-          <w:rFonts w:cstheme="minorHAnsi"/>
-          <w:sz w:val="24"/>
-          <w:szCs w:val="24"/>
-        </w:rPr>
-        <w:t xml:space="preserve"> DPO</w:t>
+          <w:rFonts w:cstheme="minorHAnsi"/>
+          <w:sz w:val="24"/>
+          <w:szCs w:val="24"/>
+        </w:rPr>
+        <w:t>── DPO</w:t>
       </w:r>
     </w:p>
     <w:p>
@@ -1862,19 +1887,11 @@
       </w:r>
       <w:r>
         <w:rPr>
-          <w:rFonts w:ascii="Calibri" w:hAnsi="Calibri" w:cs="Calibri"/>
-          <w:sz w:val="24"/>
-          <w:szCs w:val="24"/>
-        </w:rPr>
-        <w:t>──</w:t>
-      </w:r>
-      <w:r>
-        <w:rPr>
-          <w:rFonts w:cstheme="minorHAnsi"/>
-          <w:sz w:val="24"/>
-          <w:szCs w:val="24"/>
-        </w:rPr>
-        <w:t xml:space="preserve"> DPIAs</w:t>
+          <w:rFonts w:cstheme="minorHAnsi"/>
+          <w:sz w:val="24"/>
+          <w:szCs w:val="24"/>
+        </w:rPr>
+        <w:t>── DPIAs</w:t>
       </w:r>
     </w:p>
     <w:p>
@@ -1903,19 +1920,11 @@
       </w:r>
       <w:r>
         <w:rPr>
-          <w:rFonts w:ascii="Calibri" w:hAnsi="Calibri" w:cs="Calibri"/>
-          <w:sz w:val="24"/>
-          <w:szCs w:val="24"/>
-        </w:rPr>
-        <w:t>──</w:t>
-      </w:r>
-      <w:r>
-        <w:rPr>
-          <w:rFonts w:cstheme="minorHAnsi"/>
-          <w:sz w:val="24"/>
-          <w:szCs w:val="24"/>
-        </w:rPr>
-        <w:t xml:space="preserve"> Data Breaches</w:t>
+          <w:rFonts w:cstheme="minorHAnsi"/>
+          <w:sz w:val="24"/>
+          <w:szCs w:val="24"/>
+        </w:rPr>
+        <w:t>── Data Breaches</w:t>
       </w:r>
     </w:p>
     <w:p>
@@ -1944,19 +1953,11 @@
       </w:r>
       <w:r>
         <w:rPr>
-          <w:rFonts w:ascii="Calibri" w:hAnsi="Calibri" w:cs="Calibri"/>
-          <w:sz w:val="24"/>
-          <w:szCs w:val="24"/>
-        </w:rPr>
-        <w:t>──</w:t>
-      </w:r>
-      <w:r>
-        <w:rPr>
-          <w:rFonts w:cstheme="minorHAnsi"/>
-          <w:sz w:val="24"/>
-          <w:szCs w:val="24"/>
-        </w:rPr>
-        <w:t xml:space="preserve"> Data Subject Rights</w:t>
+          <w:rFonts w:cstheme="minorHAnsi"/>
+          <w:sz w:val="24"/>
+          <w:szCs w:val="24"/>
+        </w:rPr>
+        <w:t>── Data Subject Rights</w:t>
       </w:r>
     </w:p>
     <w:p>
@@ -1985,19 +1986,11 @@
       </w:r>
       <w:r>
         <w:rPr>
-          <w:rFonts w:ascii="Calibri" w:hAnsi="Calibri" w:cs="Calibri"/>
-          <w:sz w:val="24"/>
-          <w:szCs w:val="24"/>
-        </w:rPr>
-        <w:t>──</w:t>
-      </w:r>
-      <w:r>
-        <w:rPr>
-          <w:rFonts w:cstheme="minorHAnsi"/>
-          <w:sz w:val="24"/>
-          <w:szCs w:val="24"/>
-        </w:rPr>
-        <w:t xml:space="preserve"> Privacy Notices</w:t>
+          <w:rFonts w:cstheme="minorHAnsi"/>
+          <w:sz w:val="24"/>
+          <w:szCs w:val="24"/>
+        </w:rPr>
+        <w:t>── Privacy Notices</w:t>
       </w:r>
     </w:p>
     <w:p>
@@ -2026,19 +2019,11 @@
       </w:r>
       <w:r>
         <w:rPr>
-          <w:rFonts w:ascii="Calibri" w:hAnsi="Calibri" w:cs="Calibri"/>
-          <w:sz w:val="24"/>
-          <w:szCs w:val="24"/>
-        </w:rPr>
-        <w:t>──</w:t>
-      </w:r>
-      <w:r>
-        <w:rPr>
-          <w:rFonts w:cstheme="minorHAnsi"/>
-          <w:sz w:val="24"/>
-          <w:szCs w:val="24"/>
-        </w:rPr>
-        <w:t xml:space="preserve"> Consent</w:t>
+          <w:rFonts w:cstheme="minorHAnsi"/>
+          <w:sz w:val="24"/>
+          <w:szCs w:val="24"/>
+        </w:rPr>
+        <w:t>── Consent</w:t>
       </w:r>
     </w:p>
     <w:p>
@@ -2429,6 +2414,95 @@
     </w:lvl>
   </w:abstractNum>
   <w:abstractNum w:abstractNumId="3" w15:restartNumberingAfterBreak="0">
+    <w:nsid w:val="291A109D"/>
+    <w:multiLevelType w:val="hybridMultilevel"/>
+    <w:tmpl w:val="7CD45878"/>
+    <w:lvl w:ilvl="0" w:tplc="EFFAD4C8">
+      <w:start w:val="1"/>
+      <w:numFmt w:val="decimal"/>
+      <w:lvlText w:val="%1."/>
+      <w:lvlJc w:val="left"/>
+      <w:pPr>
+        <w:ind w:left="720" w:hanging="360"/>
+      </w:pPr>
+      <w:rPr>
+        <w:rFonts w:hint="default"/>
+      </w:rPr>
+    </w:lvl>
+    <w:lvl w:ilvl="1" w:tplc="04090019" w:tentative="1">
+      <w:start w:val="1"/>
+      <w:numFmt w:val="lowerLetter"/>
+      <w:lvlText w:val="%2."/>
+      <w:lvlJc w:val="left"/>
+      <w:pPr>
+        <w:ind w:left="1440" w:hanging="360"/>
+      </w:pPr>
+    </w:lvl>
+    <w:lvl w:ilvl="2" w:tplc="0409001B" w:tentative="1">
+      <w:start w:val="1"/>
+      <w:numFmt w:val="lowerRoman"/>
+      <w:lvlText w:val="%3."/>
+      <w:lvlJc w:val="right"/>
+      <w:pPr>
+        <w:ind w:left="2160" w:hanging="180"/>
+      </w:pPr>
+    </w:lvl>
+    <w:lvl w:ilvl="3" w:tplc="0409000F" w:tentative="1">
+      <w:start w:val="1"/>
+      <w:numFmt w:val="decimal"/>
+      <w:lvlText w:val="%4."/>
+      <w:lvlJc w:val="left"/>
+      <w:pPr>
+        <w:ind w:left="2880" w:hanging="360"/>
+      </w:pPr>
+    </w:lvl>
+    <w:lvl w:ilvl="4" w:tplc="04090019" w:tentative="1">
+      <w:start w:val="1"/>
+      <w:numFmt w:val="lowerLetter"/>
+      <w:lvlText w:val="%5."/>
+      <w:lvlJc w:val="left"/>
+      <w:pPr>
+        <w:ind w:left="3600" w:hanging="360"/>
+      </w:pPr>
+    </w:lvl>
+    <w:lvl w:ilvl="5" w:tplc="0409001B" w:tentative="1">
+      <w:start w:val="1"/>
+      <w:numFmt w:val="lowerRoman"/>
+      <w:lvlText w:val="%6."/>
+      <w:lvlJc w:val="right"/>
+      <w:pPr>
+        <w:ind w:left="4320" w:hanging="180"/>
+      </w:pPr>
+    </w:lvl>
+    <w:lvl w:ilvl="6" w:tplc="0409000F" w:tentative="1">
+      <w:start w:val="1"/>
+      <w:numFmt w:val="decimal"/>
+      <w:lvlText w:val="%7."/>
+      <w:lvlJc w:val="left"/>
+      <w:pPr>
+        <w:ind w:left="5040" w:hanging="360"/>
+      </w:pPr>
+    </w:lvl>
+    <w:lvl w:ilvl="7" w:tplc="04090019" w:tentative="1">
+      <w:start w:val="1"/>
+      <w:numFmt w:val="lowerLetter"/>
+      <w:lvlText w:val="%8."/>
+      <w:lvlJc w:val="left"/>
+      <w:pPr>
+        <w:ind w:left="5760" w:hanging="360"/>
+      </w:pPr>
+    </w:lvl>
+    <w:lvl w:ilvl="8" w:tplc="0409001B" w:tentative="1">
+      <w:start w:val="1"/>
+      <w:numFmt w:val="lowerRoman"/>
+      <w:lvlText w:val="%9."/>
+      <w:lvlJc w:val="right"/>
+      <w:pPr>
+        <w:ind w:left="6480" w:hanging="180"/>
+      </w:pPr>
+    </w:lvl>
+  </w:abstractNum>
+  <w:abstractNum w:abstractNumId="4" w15:restartNumberingAfterBreak="0">
     <w:nsid w:val="2B4B0A45"/>
     <w:multiLevelType w:val="multilevel"/>
     <w:tmpl w:val="33E0A9E4"/>
@@ -2577,7 +2651,7 @@
       </w:rPr>
     </w:lvl>
   </w:abstractNum>
-  <w:abstractNum w:abstractNumId="4" w15:restartNumberingAfterBreak="0">
+  <w:abstractNum w:abstractNumId="5" w15:restartNumberingAfterBreak="0">
     <w:nsid w:val="3214672C"/>
     <w:multiLevelType w:val="multilevel"/>
     <w:tmpl w:val="91143A26"/>
@@ -2690,7 +2764,7 @@
       </w:pPr>
     </w:lvl>
   </w:abstractNum>
-  <w:abstractNum w:abstractNumId="5" w15:restartNumberingAfterBreak="0">
+  <w:abstractNum w:abstractNumId="6" w15:restartNumberingAfterBreak="0">
     <w:nsid w:val="395707E6"/>
     <w:multiLevelType w:val="hybridMultilevel"/>
     <w:tmpl w:val="4B8CB5FA"/>
@@ -2779,7 +2853,7 @@
       </w:pPr>
     </w:lvl>
   </w:abstractNum>
-  <w:abstractNum w:abstractNumId="6" w15:restartNumberingAfterBreak="0">
+  <w:abstractNum w:abstractNumId="7" w15:restartNumberingAfterBreak="0">
     <w:nsid w:val="3A4B0525"/>
     <w:multiLevelType w:val="hybridMultilevel"/>
     <w:tmpl w:val="38DA6448"/>
@@ -2873,7 +2947,7 @@
       </w:pPr>
     </w:lvl>
   </w:abstractNum>
-  <w:abstractNum w:abstractNumId="7" w15:restartNumberingAfterBreak="0">
+  <w:abstractNum w:abstractNumId="8" w15:restartNumberingAfterBreak="0">
     <w:nsid w:val="53386264"/>
     <w:multiLevelType w:val="hybridMultilevel"/>
     <w:tmpl w:val="6A9A2088"/>
@@ -2966,7 +3040,7 @@
       </w:pPr>
     </w:lvl>
   </w:abstractNum>
-  <w:abstractNum w:abstractNumId="8" w15:restartNumberingAfterBreak="0">
+  <w:abstractNum w:abstractNumId="9" w15:restartNumberingAfterBreak="0">
     <w:nsid w:val="589A6037"/>
     <w:multiLevelType w:val="multilevel"/>
     <w:tmpl w:val="C5B8DE64"/>
@@ -3115,7 +3189,7 @@
       </w:rPr>
     </w:lvl>
   </w:abstractNum>
-  <w:abstractNum w:abstractNumId="9" w15:restartNumberingAfterBreak="0">
+  <w:abstractNum w:abstractNumId="10" w15:restartNumberingAfterBreak="0">
     <w:nsid w:val="5F7B4B95"/>
     <w:multiLevelType w:val="hybridMultilevel"/>
     <w:tmpl w:val="9E9A0114"/>
@@ -3208,7 +3282,7 @@
       </w:pPr>
     </w:lvl>
   </w:abstractNum>
-  <w:abstractNum w:abstractNumId="10" w15:restartNumberingAfterBreak="0">
+  <w:abstractNum w:abstractNumId="11" w15:restartNumberingAfterBreak="0">
     <w:nsid w:val="78D72902"/>
     <w:multiLevelType w:val="hybridMultilevel"/>
     <w:tmpl w:val="D8C20FB6"/>
@@ -3321,7 +3395,7 @@
       </w:rPr>
     </w:lvl>
   </w:abstractNum>
-  <w:abstractNum w:abstractNumId="11" w15:restartNumberingAfterBreak="0">
+  <w:abstractNum w:abstractNumId="12" w15:restartNumberingAfterBreak="0">
     <w:nsid w:val="7D9B0062"/>
     <w:multiLevelType w:val="hybridMultilevel"/>
     <w:tmpl w:val="FDD0B14A"/>
@@ -3411,16 +3485,16 @@
     </w:lvl>
   </w:abstractNum>
   <w:num w:numId="1">
-    <w:abstractNumId w:val="7"/>
+    <w:abstractNumId w:val="8"/>
   </w:num>
   <w:num w:numId="2">
-    <w:abstractNumId w:val="9"/>
+    <w:abstractNumId w:val="10"/>
   </w:num>
   <w:num w:numId="3">
-    <w:abstractNumId w:val="9"/>
+    <w:abstractNumId w:val="10"/>
   </w:num>
   <w:num w:numId="4">
-    <w:abstractNumId w:val="9"/>
+    <w:abstractNumId w:val="10"/>
   </w:num>
   <w:num w:numId="5">
     <w:abstractNumId w:val="1"/>
@@ -3459,31 +3533,34 @@
     <w:abstractNumId w:val="1"/>
   </w:num>
   <w:num w:numId="8">
-    <w:abstractNumId w:val="4"/>
+    <w:abstractNumId w:val="5"/>
   </w:num>
   <w:num w:numId="9">
-    <w:abstractNumId w:val="3"/>
+    <w:abstractNumId w:val="4"/>
   </w:num>
   <w:num w:numId="10">
     <w:abstractNumId w:val="2"/>
   </w:num>
   <w:num w:numId="11">
-    <w:abstractNumId w:val="8"/>
+    <w:abstractNumId w:val="9"/>
   </w:num>
   <w:num w:numId="12">
-    <w:abstractNumId w:val="11"/>
+    <w:abstractNumId w:val="12"/>
   </w:num>
   <w:num w:numId="13">
-    <w:abstractNumId w:val="5"/>
+    <w:abstractNumId w:val="6"/>
   </w:num>
   <w:num w:numId="14">
     <w:abstractNumId w:val="0"/>
   </w:num>
   <w:num w:numId="15">
-    <w:abstractNumId w:val="6"/>
+    <w:abstractNumId w:val="7"/>
   </w:num>
   <w:num w:numId="16">
-    <w:abstractNumId w:val="10"/>
+    <w:abstractNumId w:val="11"/>
+  </w:num>
+  <w:num w:numId="17">
+    <w:abstractNumId w:val="3"/>
   </w:num>
 </w:numbering>
 </file>
